--- a/IT_Error/Data/전산장애_대응_QnA.docx
+++ b/IT_Error/Data/전산장애_대응_QnA.docx
@@ -484,12 +484,32 @@
     </w:p>
     <w:p>
       <w:r>
+        <w:t>Q17. 입원 중인 환자가 리스트에 보이지 않는다.</w:t>
+      </w:r>
+    </w:p>
+    <w:p>
+      <w:r>
+        <w:t>A.  - 1. 입원마스트(apipdlst) stayyn = 'Y' 확인</w:t>
+      </w:r>
+    </w:p>
+    <w:p>
+      <w:r>
+        <w:t xml:space="preserve">     - 2. table(apmovett) - todate 확인 &gt; 값 : 2999-12-31</w:t>
+      </w:r>
+    </w:p>
+    <w:p>
+      <w:r>
+        <w:t xml:space="preserve">     - - 항목 1,2 확인 후 안되면 담당자 연결</w:t>
+      </w:r>
+    </w:p>
+    <w:p>
+      <w:r>
         <w:t>Ⅴ. 서버·전원 관련</w:t>
       </w:r>
     </w:p>
     <w:p>
       <w:r>
-        <w:t>Q17. 서버가 다운되었습니다.</w:t>
+        <w:t>Q18. 서버가 다운되었습니다.</w:t>
       </w:r>
     </w:p>
     <w:p>
@@ -519,7 +539,7 @@
     </w:p>
     <w:p>
       <w:r>
-        <w:t>Q18. UPS(무정전전원장치)에서 경고음이 울립니다.</w:t>
+        <w:t>Q19. UPS(무정전전원장치)에서 경고음이 울립니다.</w:t>
       </w:r>
     </w:p>
     <w:p>
@@ -549,7 +569,7 @@
     </w:p>
     <w:p>
       <w:r>
-        <w:t>Q19. 정전이 발생했습니다.</w:t>
+        <w:t>Q20. 정전이 발생했습니다.</w:t>
       </w:r>
     </w:p>
     <w:p>
@@ -584,7 +604,7 @@
     </w:p>
     <w:p>
       <w:r>
-        <w:t>Q20. 랜섬웨어·바이러스 감염이 의심됩니다.</w:t>
+        <w:t>Q21. 랜섬웨어·바이러스 감염이 의심됩니다.</w:t>
       </w:r>
     </w:p>
     <w:p>
@@ -619,12 +639,12 @@
     </w:p>
     <w:p>
       <w:r>
-        <w:t>Q21. OCS/EMR 비밀번호 초기화 안되요?</w:t>
+        <w:t>Q22. OCS/EMR 비밀번호 초기화 안되요?</w:t>
       </w:r>
     </w:p>
     <w:p>
       <w:r>
-        <w:t>A.  - 사용자 정보(ccusermt) : 사번(userid) + 생년월일(resno-6자리) + 휴대폰(mphone) 조합하여 사용자 확인</w:t>
+        <w:t>A.  - 사용자 정보(ccusermt) : 사번(userid) + 생년월일(resno-6자리) + 휴대폰(hphone) 조합하여 사용자 확인</w:t>
       </w:r>
     </w:p>
     <w:p>

--- a/IT_Error/Data/전산장애_대응_QnA.docx
+++ b/IT_Error/Data/전산장애_대응_QnA.docx
@@ -499,7 +499,7 @@
     </w:p>
     <w:p>
       <w:r>
-        <w:t xml:space="preserve">     - - 항목 1,2 확인 후 안되면 담당자 연결</w:t>
+        <w:t xml:space="preserve">     - 항목 1,2 확인 후 안되면 담당자 연결</w:t>
       </w:r>
     </w:p>
     <w:p>

--- a/IT_Error/Data/전산장애_대응_QnA.docx
+++ b/IT_Error/Data/전산장애_대응_QnA.docx
@@ -504,6 +504,11 @@
     </w:p>
     <w:p>
       <w:r>
+        <w:t xml:space="preserve">     - [IMG:68b24124237b4b05bf0226e6ac9d34ad.png]</w:t>
+      </w:r>
+    </w:p>
+    <w:p>
+      <w:r>
         <w:t>Ⅴ. 서버·전원 관련</w:t>
       </w:r>
     </w:p>
